--- a/AS-IS (PROCESAMIENTO DE CUOTA) TO-BE.docx
+++ b/AS-IS (PROCESAMIENTO DE CUOTA) TO-BE.docx
@@ -468,47 +468,7 @@
                 <w:szCs w:val="24"/>
                 <w:lang w:eastAsia="es-VE"/>
               </w:rPr>
-              <w:t>El alumno reporta un pago y el registro ingresa al módulo "</w:t>
-            </w:r>
-            <w:proofErr w:type="spellStart"/>
-            <w:r>
-              <w:rPr>
-                <w:rFonts w:ascii="Times New Roman" w:eastAsia="Times New Roman" w:hAnsi="Times New Roman" w:cs="Times New Roman"/>
-                <w:sz w:val="24"/>
-                <w:szCs w:val="24"/>
-                <w:lang w:eastAsia="es-VE"/>
-              </w:rPr>
-              <w:t>Payment</w:t>
-            </w:r>
-            <w:proofErr w:type="spellEnd"/>
-            <w:r>
-              <w:rPr>
-                <w:rFonts w:ascii="Times New Roman" w:eastAsia="Times New Roman" w:hAnsi="Times New Roman" w:cs="Times New Roman"/>
-                <w:sz w:val="24"/>
-                <w:szCs w:val="24"/>
-                <w:lang w:eastAsia="es-VE"/>
-              </w:rPr>
-              <w:t xml:space="preserve"> </w:t>
-            </w:r>
-            <w:proofErr w:type="spellStart"/>
-            <w:r>
-              <w:rPr>
-                <w:rFonts w:ascii="Times New Roman" w:eastAsia="Times New Roman" w:hAnsi="Times New Roman" w:cs="Times New Roman"/>
-                <w:sz w:val="24"/>
-                <w:szCs w:val="24"/>
-                <w:lang w:eastAsia="es-VE"/>
-              </w:rPr>
-              <w:t>Record</w:t>
-            </w:r>
-            <w:proofErr w:type="spellEnd"/>
-            <w:r>
-              <w:rPr>
-                <w:rFonts w:ascii="Times New Roman" w:eastAsia="Times New Roman" w:hAnsi="Times New Roman" w:cs="Times New Roman"/>
-                <w:sz w:val="24"/>
-                <w:szCs w:val="24"/>
-                <w:lang w:eastAsia="es-VE"/>
-              </w:rPr>
-              <w:t xml:space="preserve">" en estatus "No Procesado". </w:t>
+              <w:t xml:space="preserve">El alumno reporta un pago y el registro ingresa al módulo "Payment Record" en estatus "No Procesado". </w:t>
             </w:r>
           </w:p>
         </w:tc>
@@ -770,31 +730,7 @@
           <w:szCs w:val="36"/>
           <w:lang w:eastAsia="es-VE"/>
         </w:rPr>
-        <w:t xml:space="preserve">2. Actores Involucrados (Pools y </w:t>
-      </w:r>
-      <w:proofErr w:type="spellStart"/>
-      <w:r>
-        <w:rPr>
-          <w:rFonts w:ascii="Times New Roman" w:eastAsia="Times New Roman" w:hAnsi="Times New Roman" w:cs="Times New Roman"/>
-          <w:b/>
-          <w:bCs/>
-          <w:sz w:val="36"/>
-          <w:szCs w:val="36"/>
-          <w:lang w:eastAsia="es-VE"/>
-        </w:rPr>
-        <w:t>Lanes</w:t>
-      </w:r>
-      <w:proofErr w:type="spellEnd"/>
-      <w:r>
-        <w:rPr>
-          <w:rFonts w:ascii="Times New Roman" w:eastAsia="Times New Roman" w:hAnsi="Times New Roman" w:cs="Times New Roman"/>
-          <w:b/>
-          <w:bCs/>
-          <w:sz w:val="36"/>
-          <w:szCs w:val="36"/>
-          <w:lang w:eastAsia="es-VE"/>
-        </w:rPr>
-        <w:t>)</w:t>
+        <w:t>2. Actores Involucrados (Pools y Lanes)</w:t>
       </w:r>
     </w:p>
     <w:tbl>
@@ -1066,31 +1002,7 @@
                 <w:szCs w:val="24"/>
                 <w:lang w:eastAsia="es-VE"/>
               </w:rPr>
-              <w:t xml:space="preserve">Sistema (CRM </w:t>
-            </w:r>
-            <w:proofErr w:type="spellStart"/>
-            <w:r>
-              <w:rPr>
-                <w:rFonts w:ascii="Times New Roman" w:eastAsia="Times New Roman" w:hAnsi="Times New Roman" w:cs="Times New Roman"/>
-                <w:b/>
-                <w:bCs/>
-                <w:sz w:val="24"/>
-                <w:szCs w:val="24"/>
-                <w:lang w:eastAsia="es-VE"/>
-              </w:rPr>
-              <w:t>vTiger</w:t>
-            </w:r>
-            <w:proofErr w:type="spellEnd"/>
-            <w:r>
-              <w:rPr>
-                <w:rFonts w:ascii="Times New Roman" w:eastAsia="Times New Roman" w:hAnsi="Times New Roman" w:cs="Times New Roman"/>
-                <w:b/>
-                <w:bCs/>
-                <w:sz w:val="24"/>
-                <w:szCs w:val="24"/>
-                <w:lang w:eastAsia="es-VE"/>
-              </w:rPr>
-              <w:t>)</w:t>
+              <w:t>Sistema (CRM vTiger)</w:t>
             </w:r>
           </w:p>
         </w:tc>
@@ -1439,31 +1351,7 @@
                 <w:szCs w:val="24"/>
                 <w:lang w:eastAsia="es-VE"/>
               </w:rPr>
-              <w:t>Tarea / Actividad (</w:t>
-            </w:r>
-            <w:proofErr w:type="spellStart"/>
-            <w:r>
-              <w:rPr>
-                <w:rFonts w:ascii="Times New Roman" w:eastAsia="Times New Roman" w:hAnsi="Times New Roman" w:cs="Times New Roman"/>
-                <w:b/>
-                <w:bCs/>
-                <w:sz w:val="24"/>
-                <w:szCs w:val="24"/>
-                <w:lang w:eastAsia="es-VE"/>
-              </w:rPr>
-              <w:t>Task</w:t>
-            </w:r>
-            <w:proofErr w:type="spellEnd"/>
-            <w:r>
-              <w:rPr>
-                <w:rFonts w:ascii="Times New Roman" w:eastAsia="Times New Roman" w:hAnsi="Times New Roman" w:cs="Times New Roman"/>
-                <w:b/>
-                <w:bCs/>
-                <w:sz w:val="24"/>
-                <w:szCs w:val="24"/>
-                <w:lang w:eastAsia="es-VE"/>
-              </w:rPr>
-              <w:t>)</w:t>
+              <w:t>Tarea / Actividad (Task)</w:t>
             </w:r>
           </w:p>
         </w:tc>
@@ -1637,47 +1525,7 @@
                 <w:szCs w:val="24"/>
                 <w:lang w:eastAsia="es-VE"/>
               </w:rPr>
-              <w:t xml:space="preserve">Módulo </w:t>
-            </w:r>
-            <w:proofErr w:type="spellStart"/>
-            <w:r>
-              <w:rPr>
-                <w:rFonts w:ascii="Times New Roman" w:eastAsia="Times New Roman" w:hAnsi="Times New Roman" w:cs="Times New Roman"/>
-                <w:sz w:val="24"/>
-                <w:szCs w:val="24"/>
-                <w:lang w:eastAsia="es-VE"/>
-              </w:rPr>
-              <w:t>Payment</w:t>
-            </w:r>
-            <w:proofErr w:type="spellEnd"/>
-            <w:r>
-              <w:rPr>
-                <w:rFonts w:ascii="Times New Roman" w:eastAsia="Times New Roman" w:hAnsi="Times New Roman" w:cs="Times New Roman"/>
-                <w:sz w:val="24"/>
-                <w:szCs w:val="24"/>
-                <w:lang w:eastAsia="es-VE"/>
-              </w:rPr>
-              <w:t xml:space="preserve"> </w:t>
-            </w:r>
-            <w:proofErr w:type="spellStart"/>
-            <w:r>
-              <w:rPr>
-                <w:rFonts w:ascii="Times New Roman" w:eastAsia="Times New Roman" w:hAnsi="Times New Roman" w:cs="Times New Roman"/>
-                <w:sz w:val="24"/>
-                <w:szCs w:val="24"/>
-                <w:lang w:eastAsia="es-VE"/>
-              </w:rPr>
-              <w:t>Record</w:t>
-            </w:r>
-            <w:proofErr w:type="spellEnd"/>
-            <w:r>
-              <w:rPr>
-                <w:rFonts w:ascii="Times New Roman" w:eastAsia="Times New Roman" w:hAnsi="Times New Roman" w:cs="Times New Roman"/>
-                <w:sz w:val="24"/>
-                <w:szCs w:val="24"/>
-                <w:lang w:eastAsia="es-VE"/>
-              </w:rPr>
-              <w:t xml:space="preserve"> </w:t>
+              <w:t xml:space="preserve">Módulo Payment Record </w:t>
             </w:r>
           </w:p>
         </w:tc>
@@ -2478,47 +2326,7 @@
                 <w:szCs w:val="24"/>
                 <w:lang w:eastAsia="es-VE"/>
               </w:rPr>
-              <w:t>Ejecutar "</w:t>
-            </w:r>
-            <w:proofErr w:type="spellStart"/>
-            <w:r>
-              <w:rPr>
-                <w:rFonts w:ascii="Times New Roman" w:eastAsia="Times New Roman" w:hAnsi="Times New Roman" w:cs="Times New Roman"/>
-                <w:sz w:val="24"/>
-                <w:szCs w:val="24"/>
-                <w:lang w:eastAsia="es-VE"/>
-              </w:rPr>
-              <w:t>Record</w:t>
-            </w:r>
-            <w:proofErr w:type="spellEnd"/>
-            <w:r>
-              <w:rPr>
-                <w:rFonts w:ascii="Times New Roman" w:eastAsia="Times New Roman" w:hAnsi="Times New Roman" w:cs="Times New Roman"/>
-                <w:sz w:val="24"/>
-                <w:szCs w:val="24"/>
-                <w:lang w:eastAsia="es-VE"/>
-              </w:rPr>
-              <w:t xml:space="preserve"> </w:t>
-            </w:r>
-            <w:proofErr w:type="spellStart"/>
-            <w:r>
-              <w:rPr>
-                <w:rFonts w:ascii="Times New Roman" w:eastAsia="Times New Roman" w:hAnsi="Times New Roman" w:cs="Times New Roman"/>
-                <w:sz w:val="24"/>
-                <w:szCs w:val="24"/>
-                <w:lang w:eastAsia="es-VE"/>
-              </w:rPr>
-              <w:t>Payment</w:t>
-            </w:r>
-            <w:proofErr w:type="spellEnd"/>
-            <w:r>
-              <w:rPr>
-                <w:rFonts w:ascii="Times New Roman" w:eastAsia="Times New Roman" w:hAnsi="Times New Roman" w:cs="Times New Roman"/>
-                <w:sz w:val="24"/>
-                <w:szCs w:val="24"/>
-                <w:lang w:eastAsia="es-VE"/>
-              </w:rPr>
-              <w:t>"</w:t>
+              <w:t>Ejecutar "Record Payment"</w:t>
             </w:r>
           </w:p>
         </w:tc>
@@ -2551,47 +2359,7 @@
                 <w:szCs w:val="24"/>
                 <w:lang w:eastAsia="es-VE"/>
               </w:rPr>
-              <w:t xml:space="preserve">Formulario </w:t>
-            </w:r>
-            <w:proofErr w:type="spellStart"/>
-            <w:r>
-              <w:rPr>
-                <w:rFonts w:ascii="Times New Roman" w:eastAsia="Times New Roman" w:hAnsi="Times New Roman" w:cs="Times New Roman"/>
-                <w:sz w:val="24"/>
-                <w:szCs w:val="24"/>
-                <w:lang w:eastAsia="es-VE"/>
-              </w:rPr>
-              <w:t>Record</w:t>
-            </w:r>
-            <w:proofErr w:type="spellEnd"/>
-            <w:r>
-              <w:rPr>
-                <w:rFonts w:ascii="Times New Roman" w:eastAsia="Times New Roman" w:hAnsi="Times New Roman" w:cs="Times New Roman"/>
-                <w:sz w:val="24"/>
-                <w:szCs w:val="24"/>
-                <w:lang w:eastAsia="es-VE"/>
-              </w:rPr>
-              <w:t xml:space="preserve"> </w:t>
-            </w:r>
-            <w:proofErr w:type="spellStart"/>
-            <w:r>
-              <w:rPr>
-                <w:rFonts w:ascii="Times New Roman" w:eastAsia="Times New Roman" w:hAnsi="Times New Roman" w:cs="Times New Roman"/>
-                <w:sz w:val="24"/>
-                <w:szCs w:val="24"/>
-                <w:lang w:eastAsia="es-VE"/>
-              </w:rPr>
-              <w:t>Payment</w:t>
-            </w:r>
-            <w:proofErr w:type="spellEnd"/>
-            <w:r>
-              <w:rPr>
-                <w:rFonts w:ascii="Times New Roman" w:eastAsia="Times New Roman" w:hAnsi="Times New Roman" w:cs="Times New Roman"/>
-                <w:sz w:val="24"/>
-                <w:szCs w:val="24"/>
-                <w:lang w:eastAsia="es-VE"/>
-              </w:rPr>
-              <w:t xml:space="preserve"> </w:t>
+              <w:t xml:space="preserve">Formulario Record Payment </w:t>
             </w:r>
           </w:p>
         </w:tc>
@@ -2869,47 +2637,7 @@
                 <w:szCs w:val="24"/>
                 <w:lang w:eastAsia="es-VE"/>
               </w:rPr>
-              <w:t xml:space="preserve">Módulo </w:t>
-            </w:r>
-            <w:proofErr w:type="spellStart"/>
-            <w:r>
-              <w:rPr>
-                <w:rFonts w:ascii="Times New Roman" w:eastAsia="Times New Roman" w:hAnsi="Times New Roman" w:cs="Times New Roman"/>
-                <w:sz w:val="24"/>
-                <w:szCs w:val="24"/>
-                <w:lang w:eastAsia="es-VE"/>
-              </w:rPr>
-              <w:t>Payment</w:t>
-            </w:r>
-            <w:proofErr w:type="spellEnd"/>
-            <w:r>
-              <w:rPr>
-                <w:rFonts w:ascii="Times New Roman" w:eastAsia="Times New Roman" w:hAnsi="Times New Roman" w:cs="Times New Roman"/>
-                <w:sz w:val="24"/>
-                <w:szCs w:val="24"/>
-                <w:lang w:eastAsia="es-VE"/>
-              </w:rPr>
-              <w:t xml:space="preserve"> </w:t>
-            </w:r>
-            <w:proofErr w:type="spellStart"/>
-            <w:r>
-              <w:rPr>
-                <w:rFonts w:ascii="Times New Roman" w:eastAsia="Times New Roman" w:hAnsi="Times New Roman" w:cs="Times New Roman"/>
-                <w:sz w:val="24"/>
-                <w:szCs w:val="24"/>
-                <w:lang w:eastAsia="es-VE"/>
-              </w:rPr>
-              <w:t>Record</w:t>
-            </w:r>
-            <w:proofErr w:type="spellEnd"/>
-            <w:r>
-              <w:rPr>
-                <w:rFonts w:ascii="Times New Roman" w:eastAsia="Times New Roman" w:hAnsi="Times New Roman" w:cs="Times New Roman"/>
-                <w:sz w:val="24"/>
-                <w:szCs w:val="24"/>
-                <w:lang w:eastAsia="es-VE"/>
-              </w:rPr>
-              <w:t xml:space="preserve"> </w:t>
+              <w:t xml:space="preserve">Módulo Payment Record </w:t>
             </w:r>
           </w:p>
         </w:tc>
@@ -3048,27 +2776,7 @@
                 <w:szCs w:val="24"/>
                 <w:lang w:eastAsia="es-VE"/>
               </w:rPr>
-              <w:t xml:space="preserve">CRM </w:t>
-            </w:r>
-            <w:proofErr w:type="spellStart"/>
-            <w:r>
-              <w:rPr>
-                <w:rFonts w:ascii="Times New Roman" w:eastAsia="Times New Roman" w:hAnsi="Times New Roman" w:cs="Times New Roman"/>
-                <w:sz w:val="24"/>
-                <w:szCs w:val="24"/>
-                <w:lang w:eastAsia="es-VE"/>
-              </w:rPr>
-              <w:t>vTiger</w:t>
-            </w:r>
-            <w:proofErr w:type="spellEnd"/>
-            <w:r>
-              <w:rPr>
-                <w:rFonts w:ascii="Times New Roman" w:eastAsia="Times New Roman" w:hAnsi="Times New Roman" w:cs="Times New Roman"/>
-                <w:sz w:val="24"/>
-                <w:szCs w:val="24"/>
-                <w:lang w:eastAsia="es-VE"/>
-              </w:rPr>
-              <w:t xml:space="preserve"> </w:t>
+              <w:t xml:space="preserve">CRM vTiger </w:t>
             </w:r>
           </w:p>
         </w:tc>
@@ -3118,10 +2826,342 @@
           <w:szCs w:val="36"/>
           <w:lang w:eastAsia="es-VE"/>
         </w:rPr>
-        <w:t>4. Reglas de Negocio y Puertas de Enlace (</w:t>
-      </w:r>
-      <w:proofErr w:type="spellStart"/>
-      <w:r>
+        <w:t>4. Reglas de Negocio y Puertas de Enlace (Gateways)</w:t>
+      </w:r>
+    </w:p>
+    <w:p>
+      <w:pPr>
+        <w:spacing w:before="100" w:beforeAutospacing="1" w:after="100" w:afterAutospacing="1" w:line="240" w:lineRule="auto"/>
+        <w:rPr>
+          <w:rFonts w:ascii="Times New Roman" w:eastAsia="Times New Roman" w:hAnsi="Times New Roman" w:cs="Times New Roman"/>
+          <w:sz w:val="24"/>
+          <w:szCs w:val="24"/>
+          <w:lang w:eastAsia="es-VE"/>
+        </w:rPr>
+      </w:pPr>
+      <w:r>
+        <w:rPr>
+          <w:rFonts w:ascii="Times New Roman" w:eastAsia="Times New Roman" w:hAnsi="Times New Roman" w:cs="Times New Roman"/>
+          <w:b/>
+          <w:bCs/>
+          <w:sz w:val="24"/>
+          <w:szCs w:val="24"/>
+          <w:lang w:eastAsia="es-VE"/>
+        </w:rPr>
+        <w:t>Puerta de Enlace Analizada 1: ¿El pago cubre más de una cuota?</w:t>
+      </w:r>
+    </w:p>
+    <w:p>
+      <w:pPr>
+        <w:numPr>
+          <w:ilvl w:val="0"/>
+          <w:numId w:val="1"/>
+        </w:numPr>
+        <w:spacing w:before="100" w:beforeAutospacing="1" w:after="100" w:afterAutospacing="1" w:line="240" w:lineRule="auto"/>
+        <w:rPr>
+          <w:rFonts w:ascii="Times New Roman" w:eastAsia="Times New Roman" w:hAnsi="Times New Roman" w:cs="Times New Roman"/>
+          <w:sz w:val="24"/>
+          <w:szCs w:val="24"/>
+          <w:lang w:eastAsia="es-VE"/>
+        </w:rPr>
+      </w:pPr>
+      <w:r>
+        <w:rPr>
+          <w:rFonts w:ascii="Segoe UI Emoji" w:eastAsia="Times New Roman" w:hAnsi="Segoe UI Emoji" w:cs="Segoe UI Emoji"/>
+          <w:sz w:val="24"/>
+          <w:szCs w:val="24"/>
+          <w:lang w:eastAsia="es-VE"/>
+        </w:rPr>
+        <w:t>🟢</w:t>
+      </w:r>
+      <w:r>
+        <w:rPr>
+          <w:rFonts w:ascii="Times New Roman" w:eastAsia="Times New Roman" w:hAnsi="Times New Roman" w:cs="Times New Roman"/>
+          <w:sz w:val="24"/>
+          <w:szCs w:val="24"/>
+          <w:lang w:eastAsia="es-VE"/>
+        </w:rPr>
+        <w:t xml:space="preserve"> </w:t>
+      </w:r>
+      <w:r>
+        <w:rPr>
+          <w:rFonts w:ascii="Times New Roman" w:eastAsia="Times New Roman" w:hAnsi="Times New Roman" w:cs="Times New Roman"/>
+          <w:b/>
+          <w:bCs/>
+          <w:sz w:val="24"/>
+          <w:szCs w:val="24"/>
+          <w:lang w:eastAsia="es-VE"/>
+        </w:rPr>
+        <w:t>Camino "SÍ":</w:t>
+      </w:r>
+    </w:p>
+    <w:p>
+      <w:pPr>
+        <w:numPr>
+          <w:ilvl w:val="1"/>
+          <w:numId w:val="1"/>
+        </w:numPr>
+        <w:spacing w:before="100" w:beforeAutospacing="1" w:after="100" w:afterAutospacing="1" w:line="240" w:lineRule="auto"/>
+        <w:rPr>
+          <w:rFonts w:ascii="Times New Roman" w:eastAsia="Times New Roman" w:hAnsi="Times New Roman" w:cs="Times New Roman"/>
+          <w:sz w:val="24"/>
+          <w:szCs w:val="24"/>
+          <w:lang w:eastAsia="es-VE"/>
+        </w:rPr>
+      </w:pPr>
+      <w:r>
+        <w:rPr>
+          <w:rFonts w:ascii="Times New Roman" w:eastAsia="Times New Roman" w:hAnsi="Times New Roman" w:cs="Times New Roman"/>
+          <w:b/>
+          <w:bCs/>
+          <w:sz w:val="24"/>
+          <w:szCs w:val="24"/>
+          <w:lang w:eastAsia="es-VE"/>
+        </w:rPr>
+        <w:t>Criterio:</w:t>
+      </w:r>
+      <w:r>
+        <w:rPr>
+          <w:rFonts w:ascii="Times New Roman" w:eastAsia="Times New Roman" w:hAnsi="Times New Roman" w:cs="Times New Roman"/>
+          <w:sz w:val="24"/>
+          <w:szCs w:val="24"/>
+          <w:lang w:eastAsia="es-VE"/>
+        </w:rPr>
+        <w:t xml:space="preserve"> El monto calculado cubre el valor de dos o más cuotas pendientes. </w:t>
+      </w:r>
+    </w:p>
+    <w:p>
+      <w:pPr>
+        <w:numPr>
+          <w:ilvl w:val="1"/>
+          <w:numId w:val="1"/>
+        </w:numPr>
+        <w:spacing w:before="100" w:beforeAutospacing="1" w:after="100" w:afterAutospacing="1" w:line="240" w:lineRule="auto"/>
+        <w:rPr>
+          <w:rFonts w:ascii="Times New Roman" w:eastAsia="Times New Roman" w:hAnsi="Times New Roman" w:cs="Times New Roman"/>
+          <w:sz w:val="24"/>
+          <w:szCs w:val="24"/>
+          <w:lang w:eastAsia="es-VE"/>
+        </w:rPr>
+      </w:pPr>
+      <w:r>
+        <w:rPr>
+          <w:rFonts w:ascii="Times New Roman" w:eastAsia="Times New Roman" w:hAnsi="Times New Roman" w:cs="Times New Roman"/>
+          <w:b/>
+          <w:bCs/>
+          <w:sz w:val="24"/>
+          <w:szCs w:val="24"/>
+          <w:lang w:eastAsia="es-VE"/>
+        </w:rPr>
+        <w:t>Resultado:</w:t>
+      </w:r>
+      <w:r>
+        <w:rPr>
+          <w:rFonts w:ascii="Times New Roman" w:eastAsia="Times New Roman" w:hAnsi="Times New Roman" w:cs="Times New Roman"/>
+          <w:sz w:val="24"/>
+          <w:szCs w:val="24"/>
+          <w:lang w:eastAsia="es-VE"/>
+        </w:rPr>
+        <w:t xml:space="preserve"> Repetir el proceso de "Record Payment" para la siguiente cuota antes de cerrar el registro. </w:t>
+      </w:r>
+    </w:p>
+    <w:p>
+      <w:pPr>
+        <w:numPr>
+          <w:ilvl w:val="0"/>
+          <w:numId w:val="1"/>
+        </w:numPr>
+        <w:spacing w:before="100" w:beforeAutospacing="1" w:after="100" w:afterAutospacing="1" w:line="240" w:lineRule="auto"/>
+        <w:rPr>
+          <w:rFonts w:ascii="Times New Roman" w:eastAsia="Times New Roman" w:hAnsi="Times New Roman" w:cs="Times New Roman"/>
+          <w:sz w:val="24"/>
+          <w:szCs w:val="24"/>
+          <w:lang w:eastAsia="es-VE"/>
+        </w:rPr>
+      </w:pPr>
+      <w:r>
+        <w:rPr>
+          <w:rFonts w:ascii="Segoe UI Emoji" w:eastAsia="Times New Roman" w:hAnsi="Segoe UI Emoji" w:cs="Segoe UI Emoji"/>
+          <w:sz w:val="24"/>
+          <w:szCs w:val="24"/>
+          <w:lang w:eastAsia="es-VE"/>
+        </w:rPr>
+        <w:t>🔴</w:t>
+      </w:r>
+      <w:r>
+        <w:rPr>
+          <w:rFonts w:ascii="Times New Roman" w:eastAsia="Times New Roman" w:hAnsi="Times New Roman" w:cs="Times New Roman"/>
+          <w:sz w:val="24"/>
+          <w:szCs w:val="24"/>
+          <w:lang w:eastAsia="es-VE"/>
+        </w:rPr>
+        <w:t xml:space="preserve"> </w:t>
+      </w:r>
+      <w:r>
+        <w:rPr>
+          <w:rFonts w:ascii="Times New Roman" w:eastAsia="Times New Roman" w:hAnsi="Times New Roman" w:cs="Times New Roman"/>
+          <w:b/>
+          <w:bCs/>
+          <w:sz w:val="24"/>
+          <w:szCs w:val="24"/>
+          <w:lang w:eastAsia="es-VE"/>
+        </w:rPr>
+        <w:t>Camino "NO":</w:t>
+      </w:r>
+    </w:p>
+    <w:p>
+      <w:pPr>
+        <w:numPr>
+          <w:ilvl w:val="1"/>
+          <w:numId w:val="1"/>
+        </w:numPr>
+        <w:spacing w:before="100" w:beforeAutospacing="1" w:after="100" w:afterAutospacing="1" w:line="240" w:lineRule="auto"/>
+        <w:rPr>
+          <w:rFonts w:ascii="Times New Roman" w:eastAsia="Times New Roman" w:hAnsi="Times New Roman" w:cs="Times New Roman"/>
+          <w:sz w:val="24"/>
+          <w:szCs w:val="24"/>
+          <w:lang w:eastAsia="es-VE"/>
+        </w:rPr>
+      </w:pPr>
+      <w:r>
+        <w:rPr>
+          <w:rFonts w:ascii="Times New Roman" w:eastAsia="Times New Roman" w:hAnsi="Times New Roman" w:cs="Times New Roman"/>
+          <w:b/>
+          <w:bCs/>
+          <w:sz w:val="24"/>
+          <w:szCs w:val="24"/>
+          <w:lang w:eastAsia="es-VE"/>
+        </w:rPr>
+        <w:t>Criterio:</w:t>
+      </w:r>
+      <w:r>
+        <w:rPr>
+          <w:rFonts w:ascii="Times New Roman" w:eastAsia="Times New Roman" w:hAnsi="Times New Roman" w:cs="Times New Roman"/>
+          <w:sz w:val="24"/>
+          <w:szCs w:val="24"/>
+          <w:lang w:eastAsia="es-VE"/>
+        </w:rPr>
+        <w:t xml:space="preserve"> El monto solo cubre una cuota o el saldo restante. </w:t>
+      </w:r>
+    </w:p>
+    <w:p>
+      <w:pPr>
+        <w:numPr>
+          <w:ilvl w:val="1"/>
+          <w:numId w:val="1"/>
+        </w:numPr>
+        <w:spacing w:before="100" w:beforeAutospacing="1" w:after="100" w:afterAutospacing="1" w:line="240" w:lineRule="auto"/>
+        <w:rPr>
+          <w:rFonts w:ascii="Times New Roman" w:eastAsia="Times New Roman" w:hAnsi="Times New Roman" w:cs="Times New Roman"/>
+          <w:sz w:val="24"/>
+          <w:szCs w:val="24"/>
+          <w:lang w:eastAsia="es-VE"/>
+        </w:rPr>
+      </w:pPr>
+      <w:r>
+        <w:rPr>
+          <w:rFonts w:ascii="Times New Roman" w:eastAsia="Times New Roman" w:hAnsi="Times New Roman" w:cs="Times New Roman"/>
+          <w:b/>
+          <w:bCs/>
+          <w:sz w:val="24"/>
+          <w:szCs w:val="24"/>
+          <w:lang w:eastAsia="es-VE"/>
+        </w:rPr>
+        <w:t>Resultado:</w:t>
+      </w:r>
+      <w:r>
+        <w:rPr>
+          <w:rFonts w:ascii="Times New Roman" w:eastAsia="Times New Roman" w:hAnsi="Times New Roman" w:cs="Times New Roman"/>
+          <w:sz w:val="24"/>
+          <w:szCs w:val="24"/>
+          <w:lang w:eastAsia="es-VE"/>
+        </w:rPr>
+        <w:t xml:space="preserve"> Proceder directamente a la Fase 3 (Cierre del proceso). </w:t>
+      </w:r>
+    </w:p>
+    <w:p>
+      <w:pPr>
+        <w:spacing w:before="100" w:beforeAutospacing="1" w:after="100" w:afterAutospacing="1" w:line="240" w:lineRule="auto"/>
+        <w:rPr>
+          <w:rFonts w:ascii="Times New Roman" w:eastAsia="Times New Roman" w:hAnsi="Times New Roman" w:cs="Times New Roman"/>
+          <w:sz w:val="24"/>
+          <w:szCs w:val="24"/>
+          <w:lang w:eastAsia="es-VE"/>
+        </w:rPr>
+      </w:pPr>
+      <w:r>
+        <w:rPr>
+          <w:rFonts w:ascii="Times New Roman" w:eastAsia="Times New Roman" w:hAnsi="Times New Roman" w:cs="Times New Roman"/>
+          <w:b/>
+          <w:bCs/>
+          <w:sz w:val="24"/>
+          <w:szCs w:val="24"/>
+          <w:lang w:eastAsia="es-VE"/>
+        </w:rPr>
+        <w:t>Puerta de Enlace Analizada 2: Vigencia de la Tasa de Cambio</w:t>
+      </w:r>
+    </w:p>
+    <w:p>
+      <w:pPr>
+        <w:numPr>
+          <w:ilvl w:val="0"/>
+          <w:numId w:val="2"/>
+        </w:numPr>
+        <w:spacing w:before="100" w:beforeAutospacing="1" w:after="100" w:afterAutospacing="1" w:line="240" w:lineRule="auto"/>
+        <w:rPr>
+          <w:rFonts w:ascii="Times New Roman" w:eastAsia="Times New Roman" w:hAnsi="Times New Roman" w:cs="Times New Roman"/>
+          <w:sz w:val="24"/>
+          <w:szCs w:val="24"/>
+          <w:lang w:eastAsia="es-VE"/>
+        </w:rPr>
+      </w:pPr>
+      <w:r>
+        <w:rPr>
+          <w:rFonts w:ascii="Times New Roman" w:eastAsia="Times New Roman" w:hAnsi="Times New Roman" w:cs="Times New Roman"/>
+          <w:b/>
+          <w:bCs/>
+          <w:sz w:val="24"/>
+          <w:szCs w:val="24"/>
+          <w:lang w:eastAsia="es-VE"/>
+        </w:rPr>
+        <w:t>Regla:</w:t>
+      </w:r>
+      <w:r>
+        <w:rPr>
+          <w:rFonts w:ascii="Times New Roman" w:eastAsia="Times New Roman" w:hAnsi="Times New Roman" w:cs="Times New Roman"/>
+          <w:sz w:val="24"/>
+          <w:szCs w:val="24"/>
+          <w:lang w:eastAsia="es-VE"/>
+        </w:rPr>
+        <w:t xml:space="preserve"> No se debe usar la tasa del día actual. Es obligatorio usar la tasa del BCV correspondiente a la fecha exacta en que el alumno realizó la transferencia. </w:t>
+      </w:r>
+    </w:p>
+    <w:p>
+      <w:pPr>
+        <w:spacing w:after="0" w:line="240" w:lineRule="auto"/>
+        <w:rPr>
+          <w:rFonts w:ascii="Times New Roman" w:eastAsia="Times New Roman" w:hAnsi="Times New Roman" w:cs="Times New Roman"/>
+          <w:sz w:val="24"/>
+          <w:szCs w:val="24"/>
+          <w:lang w:eastAsia="es-VE"/>
+        </w:rPr>
+      </w:pPr>
+      <w:r>
+        <w:rPr>
+          <w:rFonts w:ascii="Times New Roman" w:eastAsia="Times New Roman" w:hAnsi="Times New Roman" w:cs="Times New Roman"/>
+          <w:sz w:val="24"/>
+          <w:szCs w:val="24"/>
+          <w:lang w:eastAsia="es-VE"/>
+        </w:rPr>
+        <w:pict w14:anchorId="5FB9DBA0">
+          <v:rect id="_x0000_i1028" style="width:0;height:1.5pt" o:hralign="center" o:hrstd="t" o:hr="t" fillcolor="#a0a0a0" stroked="f"/>
+        </w:pict>
+      </w:r>
+    </w:p>
+    <w:p>
+      <w:pPr>
+        <w:spacing w:before="100" w:beforeAutospacing="1" w:after="100" w:afterAutospacing="1" w:line="240" w:lineRule="auto"/>
+        <w:outlineLvl w:val="1"/>
         <w:rPr>
           <w:rFonts w:ascii="Times New Roman" w:eastAsia="Times New Roman" w:hAnsi="Times New Roman" w:cs="Times New Roman"/>
           <w:b/>
@@ -3130,9 +3170,7 @@
           <w:szCs w:val="36"/>
           <w:lang w:eastAsia="es-VE"/>
         </w:rPr>
-        <w:t>Gateways</w:t>
-      </w:r>
-      <w:proofErr w:type="spellEnd"/>
+      </w:pPr>
       <w:r>
         <w:rPr>
           <w:rFonts w:ascii="Times New Roman" w:eastAsia="Times New Roman" w:hAnsi="Times New Roman" w:cs="Times New Roman"/>
@@ -3142,11 +3180,15 @@
           <w:szCs w:val="36"/>
           <w:lang w:eastAsia="es-VE"/>
         </w:rPr>
-        <w:t>)</w:t>
+        <w:t>5. Identificación Inicial de Puntos de Dolor</w:t>
       </w:r>
     </w:p>
     <w:p>
       <w:pPr>
+        <w:numPr>
+          <w:ilvl w:val="0"/>
+          <w:numId w:val="3"/>
+        </w:numPr>
         <w:spacing w:before="100" w:beforeAutospacing="1" w:after="100" w:afterAutospacing="1" w:line="240" w:lineRule="auto"/>
         <w:rPr>
           <w:rFonts w:ascii="Times New Roman" w:eastAsia="Times New Roman" w:hAnsi="Times New Roman" w:cs="Times New Roman"/>
@@ -3164,41 +3206,32 @@
           <w:szCs w:val="24"/>
           <w:lang w:eastAsia="es-VE"/>
         </w:rPr>
-        <w:t>Puerta de Enlace Analizada 1: ¿El pago cubre más de una cuota?</w:t>
-      </w:r>
-    </w:p>
-    <w:p>
-      <w:pPr>
-        <w:numPr>
-          <w:ilvl w:val="0"/>
-          <w:numId w:val="1"/>
-        </w:numPr>
-        <w:spacing w:before="100" w:beforeAutospacing="1" w:after="100" w:afterAutospacing="1" w:line="240" w:lineRule="auto"/>
+        <w:t>Tarea Manual Repetitiva:</w:t>
+      </w:r>
+      <w:r>
         <w:rPr>
           <w:rFonts w:ascii="Times New Roman" w:eastAsia="Times New Roman" w:hAnsi="Times New Roman" w:cs="Times New Roman"/>
           <w:sz w:val="24"/>
           <w:szCs w:val="24"/>
           <w:lang w:eastAsia="es-VE"/>
         </w:rPr>
-      </w:pPr>
-      <w:r>
-        <w:rPr>
-          <w:rFonts w:ascii="Segoe UI Emoji" w:eastAsia="Times New Roman" w:hAnsi="Segoe UI Emoji" w:cs="Segoe UI Emoji"/>
-          <w:sz w:val="24"/>
-          <w:szCs w:val="24"/>
-          <w:lang w:eastAsia="es-VE"/>
-        </w:rPr>
-        <w:t>🟢</w:t>
-      </w:r>
-      <w:r>
+        <w:t xml:space="preserve"> La búsqueda manual de la tasa del BCV en el navegador y el uso de una calculadora externa incrementa el riesgo de error humano y tiempo de procesamiento. </w:t>
+      </w:r>
+    </w:p>
+    <w:p>
+      <w:pPr>
+        <w:numPr>
+          <w:ilvl w:val="0"/>
+          <w:numId w:val="3"/>
+        </w:numPr>
+        <w:spacing w:before="100" w:beforeAutospacing="1" w:after="100" w:afterAutospacing="1" w:line="240" w:lineRule="auto"/>
         <w:rPr>
           <w:rFonts w:ascii="Times New Roman" w:eastAsia="Times New Roman" w:hAnsi="Times New Roman" w:cs="Times New Roman"/>
           <w:sz w:val="24"/>
           <w:szCs w:val="24"/>
           <w:lang w:eastAsia="es-VE"/>
         </w:rPr>
-        <w:t xml:space="preserve"> </w:t>
-      </w:r>
+      </w:pPr>
       <w:r>
         <w:rPr>
           <w:rFonts w:ascii="Times New Roman" w:eastAsia="Times New Roman" w:hAnsi="Times New Roman" w:cs="Times New Roman"/>
@@ -3208,14 +3241,23 @@
           <w:szCs w:val="24"/>
           <w:lang w:eastAsia="es-VE"/>
         </w:rPr>
-        <w:t>Camino "SÍ":</w:t>
+        <w:t>Duplicidad de Carga:</w:t>
+      </w:r>
+      <w:r>
+        <w:rPr>
+          <w:rFonts w:ascii="Times New Roman" w:eastAsia="Times New Roman" w:hAnsi="Times New Roman" w:cs="Times New Roman"/>
+          <w:sz w:val="24"/>
+          <w:szCs w:val="24"/>
+          <w:lang w:eastAsia="es-VE"/>
+        </w:rPr>
+        <w:t xml:space="preserve"> El hecho de tener que repetir manualmente el registro si el alumno pagó 2 cuotas juntas es un proceso ineficiente. </w:t>
       </w:r>
     </w:p>
     <w:p>
       <w:pPr>
         <w:numPr>
-          <w:ilvl w:val="1"/>
-          <w:numId w:val="1"/>
+          <w:ilvl w:val="0"/>
+          <w:numId w:val="3"/>
         </w:numPr>
         <w:spacing w:before="100" w:beforeAutospacing="1" w:after="100" w:afterAutospacing="1" w:line="240" w:lineRule="auto"/>
         <w:rPr>
@@ -3234,7 +3276,7 @@
           <w:szCs w:val="24"/>
           <w:lang w:eastAsia="es-VE"/>
         </w:rPr>
-        <w:t>Criterio:</w:t>
+        <w:t>Riesgo de Datos:</w:t>
       </w:r>
       <w:r>
         <w:rPr>
@@ -3243,15 +3285,11 @@
           <w:szCs w:val="24"/>
           <w:lang w:eastAsia="es-VE"/>
         </w:rPr>
-        <w:t xml:space="preserve"> El monto calculado cubre el valor de dos o más cuotas pendientes. </w:t>
+        <w:t xml:space="preserve"> La transcripción manual de "Monto, Fecha y Referencia" desde un PDF al CRM puede generar discrepancias contables. </w:t>
       </w:r>
     </w:p>
     <w:p>
       <w:pPr>
-        <w:numPr>
-          <w:ilvl w:val="1"/>
-          <w:numId w:val="1"/>
-        </w:numPr>
         <w:spacing w:before="100" w:beforeAutospacing="1" w:after="100" w:afterAutospacing="1" w:line="240" w:lineRule="auto"/>
         <w:rPr>
           <w:rFonts w:ascii="Times New Roman" w:eastAsia="Times New Roman" w:hAnsi="Times New Roman" w:cs="Times New Roman"/>
@@ -3263,397 +3301,60 @@
       <w:r>
         <w:rPr>
           <w:rFonts w:ascii="Times New Roman" w:eastAsia="Times New Roman" w:hAnsi="Times New Roman" w:cs="Times New Roman"/>
-          <w:b/>
-          <w:bCs/>
+          <w:noProof/>
           <w:sz w:val="24"/>
           <w:szCs w:val="24"/>
           <w:lang w:eastAsia="es-VE"/>
         </w:rPr>
-        <w:t>Resultado:</w:t>
-      </w:r>
-      <w:r>
-        <w:rPr>
-          <w:rFonts w:ascii="Times New Roman" w:eastAsia="Times New Roman" w:hAnsi="Times New Roman" w:cs="Times New Roman"/>
-          <w:sz w:val="24"/>
-          <w:szCs w:val="24"/>
-          <w:lang w:eastAsia="es-VE"/>
-        </w:rPr>
-        <w:t xml:space="preserve"> Repetir el proceso de "</w:t>
-      </w:r>
-      <w:proofErr w:type="spellStart"/>
-      <w:r>
-        <w:rPr>
-          <w:rFonts w:ascii="Times New Roman" w:eastAsia="Times New Roman" w:hAnsi="Times New Roman" w:cs="Times New Roman"/>
-          <w:sz w:val="24"/>
-          <w:szCs w:val="24"/>
-          <w:lang w:eastAsia="es-VE"/>
-        </w:rPr>
-        <w:t>Record</w:t>
-      </w:r>
-      <w:proofErr w:type="spellEnd"/>
-      <w:r>
-        <w:rPr>
-          <w:rFonts w:ascii="Times New Roman" w:eastAsia="Times New Roman" w:hAnsi="Times New Roman" w:cs="Times New Roman"/>
-          <w:sz w:val="24"/>
-          <w:szCs w:val="24"/>
-          <w:lang w:eastAsia="es-VE"/>
-        </w:rPr>
-        <w:t xml:space="preserve"> </w:t>
-      </w:r>
-      <w:proofErr w:type="spellStart"/>
-      <w:r>
-        <w:rPr>
-          <w:rFonts w:ascii="Times New Roman" w:eastAsia="Times New Roman" w:hAnsi="Times New Roman" w:cs="Times New Roman"/>
-          <w:sz w:val="24"/>
-          <w:szCs w:val="24"/>
-          <w:lang w:eastAsia="es-VE"/>
-        </w:rPr>
-        <w:t>Payment</w:t>
-      </w:r>
-      <w:proofErr w:type="spellEnd"/>
-      <w:r>
-        <w:rPr>
-          <w:rFonts w:ascii="Times New Roman" w:eastAsia="Times New Roman" w:hAnsi="Times New Roman" w:cs="Times New Roman"/>
-          <w:sz w:val="24"/>
-          <w:szCs w:val="24"/>
-          <w:lang w:eastAsia="es-VE"/>
-        </w:rPr>
-        <w:t xml:space="preserve">" para la siguiente cuota antes de cerrar el registro. </w:t>
-      </w:r>
-    </w:p>
-    <w:p>
-      <w:pPr>
-        <w:numPr>
-          <w:ilvl w:val="0"/>
-          <w:numId w:val="1"/>
-        </w:numPr>
-        <w:spacing w:before="100" w:beforeAutospacing="1" w:after="100" w:afterAutospacing="1" w:line="240" w:lineRule="auto"/>
-        <w:rPr>
-          <w:rFonts w:ascii="Times New Roman" w:eastAsia="Times New Roman" w:hAnsi="Times New Roman" w:cs="Times New Roman"/>
-          <w:sz w:val="24"/>
-          <w:szCs w:val="24"/>
-          <w:lang w:eastAsia="es-VE"/>
-        </w:rPr>
-      </w:pPr>
-      <w:r>
-        <w:rPr>
-          <w:rFonts w:ascii="Segoe UI Emoji" w:eastAsia="Times New Roman" w:hAnsi="Segoe UI Emoji" w:cs="Segoe UI Emoji"/>
-          <w:sz w:val="24"/>
-          <w:szCs w:val="24"/>
-          <w:lang w:eastAsia="es-VE"/>
-        </w:rPr>
-        <w:t>🔴</w:t>
-      </w:r>
-      <w:r>
-        <w:rPr>
-          <w:rFonts w:ascii="Times New Roman" w:eastAsia="Times New Roman" w:hAnsi="Times New Roman" w:cs="Times New Roman"/>
-          <w:sz w:val="24"/>
-          <w:szCs w:val="24"/>
-          <w:lang w:eastAsia="es-VE"/>
-        </w:rPr>
-        <w:t xml:space="preserve"> </w:t>
-      </w:r>
-      <w:r>
-        <w:rPr>
-          <w:rFonts w:ascii="Times New Roman" w:eastAsia="Times New Roman" w:hAnsi="Times New Roman" w:cs="Times New Roman"/>
-          <w:b/>
-          <w:bCs/>
-          <w:sz w:val="24"/>
-          <w:szCs w:val="24"/>
-          <w:lang w:eastAsia="es-VE"/>
-        </w:rPr>
-        <w:t>Camino "NO":</w:t>
-      </w:r>
-    </w:p>
-    <w:p>
-      <w:pPr>
-        <w:numPr>
-          <w:ilvl w:val="1"/>
-          <w:numId w:val="1"/>
-        </w:numPr>
-        <w:spacing w:before="100" w:beforeAutospacing="1" w:after="100" w:afterAutospacing="1" w:line="240" w:lineRule="auto"/>
-        <w:rPr>
-          <w:rFonts w:ascii="Times New Roman" w:eastAsia="Times New Roman" w:hAnsi="Times New Roman" w:cs="Times New Roman"/>
-          <w:sz w:val="24"/>
-          <w:szCs w:val="24"/>
-          <w:lang w:eastAsia="es-VE"/>
-        </w:rPr>
-      </w:pPr>
-      <w:r>
-        <w:rPr>
-          <w:rFonts w:ascii="Times New Roman" w:eastAsia="Times New Roman" w:hAnsi="Times New Roman" w:cs="Times New Roman"/>
-          <w:b/>
-          <w:bCs/>
-          <w:sz w:val="24"/>
-          <w:szCs w:val="24"/>
-          <w:lang w:eastAsia="es-VE"/>
-        </w:rPr>
-        <w:t>Criterio:</w:t>
-      </w:r>
-      <w:r>
-        <w:rPr>
-          <w:rFonts w:ascii="Times New Roman" w:eastAsia="Times New Roman" w:hAnsi="Times New Roman" w:cs="Times New Roman"/>
-          <w:sz w:val="24"/>
-          <w:szCs w:val="24"/>
-          <w:lang w:eastAsia="es-VE"/>
-        </w:rPr>
-        <w:t xml:space="preserve"> El monto solo cubre una cuota o el saldo restante. </w:t>
-      </w:r>
-    </w:p>
-    <w:p>
-      <w:pPr>
-        <w:numPr>
-          <w:ilvl w:val="1"/>
-          <w:numId w:val="1"/>
-        </w:numPr>
-        <w:spacing w:before="100" w:beforeAutospacing="1" w:after="100" w:afterAutospacing="1" w:line="240" w:lineRule="auto"/>
-        <w:rPr>
-          <w:rFonts w:ascii="Times New Roman" w:eastAsia="Times New Roman" w:hAnsi="Times New Roman" w:cs="Times New Roman"/>
-          <w:sz w:val="24"/>
-          <w:szCs w:val="24"/>
-          <w:lang w:eastAsia="es-VE"/>
-        </w:rPr>
-      </w:pPr>
-      <w:r>
-        <w:rPr>
-          <w:rFonts w:ascii="Times New Roman" w:eastAsia="Times New Roman" w:hAnsi="Times New Roman" w:cs="Times New Roman"/>
-          <w:b/>
-          <w:bCs/>
-          <w:sz w:val="24"/>
-          <w:szCs w:val="24"/>
-          <w:lang w:eastAsia="es-VE"/>
-        </w:rPr>
-        <w:t>Resultado:</w:t>
-      </w:r>
-      <w:r>
-        <w:rPr>
-          <w:rFonts w:ascii="Times New Roman" w:eastAsia="Times New Roman" w:hAnsi="Times New Roman" w:cs="Times New Roman"/>
-          <w:sz w:val="24"/>
-          <w:szCs w:val="24"/>
-          <w:lang w:eastAsia="es-VE"/>
-        </w:rPr>
-        <w:t xml:space="preserve"> Proceder directamente a la Fase 3 (Cierre del proceso). </w:t>
-      </w:r>
-    </w:p>
-    <w:p>
-      <w:pPr>
-        <w:spacing w:before="100" w:beforeAutospacing="1" w:after="100" w:afterAutospacing="1" w:line="240" w:lineRule="auto"/>
-        <w:rPr>
-          <w:rFonts w:ascii="Times New Roman" w:eastAsia="Times New Roman" w:hAnsi="Times New Roman" w:cs="Times New Roman"/>
-          <w:sz w:val="24"/>
-          <w:szCs w:val="24"/>
-          <w:lang w:eastAsia="es-VE"/>
-        </w:rPr>
-      </w:pPr>
-      <w:r>
-        <w:rPr>
-          <w:rFonts w:ascii="Times New Roman" w:eastAsia="Times New Roman" w:hAnsi="Times New Roman" w:cs="Times New Roman"/>
-          <w:b/>
-          <w:bCs/>
-          <w:sz w:val="24"/>
-          <w:szCs w:val="24"/>
-          <w:lang w:eastAsia="es-VE"/>
-        </w:rPr>
-        <w:t>Puerta de Enlace Analizada 2: Vigencia de la Tasa de Cambio</w:t>
-      </w:r>
-    </w:p>
-    <w:p>
-      <w:pPr>
-        <w:numPr>
-          <w:ilvl w:val="0"/>
-          <w:numId w:val="2"/>
-        </w:numPr>
-        <w:spacing w:before="100" w:beforeAutospacing="1" w:after="100" w:afterAutospacing="1" w:line="240" w:lineRule="auto"/>
-        <w:rPr>
-          <w:rFonts w:ascii="Times New Roman" w:eastAsia="Times New Roman" w:hAnsi="Times New Roman" w:cs="Times New Roman"/>
-          <w:sz w:val="24"/>
-          <w:szCs w:val="24"/>
-          <w:lang w:eastAsia="es-VE"/>
-        </w:rPr>
-      </w:pPr>
-      <w:r>
-        <w:rPr>
-          <w:rFonts w:ascii="Times New Roman" w:eastAsia="Times New Roman" w:hAnsi="Times New Roman" w:cs="Times New Roman"/>
-          <w:b/>
-          <w:bCs/>
-          <w:sz w:val="24"/>
-          <w:szCs w:val="24"/>
-          <w:lang w:eastAsia="es-VE"/>
-        </w:rPr>
-        <w:t>Regla:</w:t>
-      </w:r>
-      <w:r>
-        <w:rPr>
-          <w:rFonts w:ascii="Times New Roman" w:eastAsia="Times New Roman" w:hAnsi="Times New Roman" w:cs="Times New Roman"/>
-          <w:sz w:val="24"/>
-          <w:szCs w:val="24"/>
-          <w:lang w:eastAsia="es-VE"/>
-        </w:rPr>
-        <w:t xml:space="preserve"> No se debe usar la tasa del día actual. Es obligatorio usar la tasa del BCV correspondiente a la fecha exacta en que el alumno realizó la transferencia. </w:t>
-      </w:r>
-    </w:p>
-    <w:p>
-      <w:pPr>
-        <w:spacing w:after="0" w:line="240" w:lineRule="auto"/>
-        <w:rPr>
-          <w:rFonts w:ascii="Times New Roman" w:eastAsia="Times New Roman" w:hAnsi="Times New Roman" w:cs="Times New Roman"/>
-          <w:sz w:val="24"/>
-          <w:szCs w:val="24"/>
-          <w:lang w:eastAsia="es-VE"/>
-        </w:rPr>
-      </w:pPr>
-      <w:r>
-        <w:rPr>
-          <w:rFonts w:ascii="Times New Roman" w:eastAsia="Times New Roman" w:hAnsi="Times New Roman" w:cs="Times New Roman"/>
-          <w:sz w:val="24"/>
-          <w:szCs w:val="24"/>
-          <w:lang w:eastAsia="es-VE"/>
-        </w:rPr>
-        <w:pict w14:anchorId="5FB9DBA0">
-          <v:rect id="_x0000_i1028" style="width:0;height:1.5pt" o:hralign="center" o:hrstd="t" o:hr="t" fillcolor="#a0a0a0" stroked="f"/>
-        </w:pict>
-      </w:r>
-    </w:p>
-    <w:p>
-      <w:pPr>
-        <w:spacing w:before="100" w:beforeAutospacing="1" w:after="100" w:afterAutospacing="1" w:line="240" w:lineRule="auto"/>
-        <w:outlineLvl w:val="1"/>
-        <w:rPr>
-          <w:rFonts w:ascii="Times New Roman" w:eastAsia="Times New Roman" w:hAnsi="Times New Roman" w:cs="Times New Roman"/>
-          <w:b/>
-          <w:bCs/>
-          <w:sz w:val="36"/>
-          <w:szCs w:val="36"/>
-          <w:lang w:eastAsia="es-VE"/>
-        </w:rPr>
-      </w:pPr>
-      <w:r>
-        <w:rPr>
-          <w:rFonts w:ascii="Times New Roman" w:eastAsia="Times New Roman" w:hAnsi="Times New Roman" w:cs="Times New Roman"/>
-          <w:b/>
-          <w:bCs/>
-          <w:sz w:val="36"/>
-          <w:szCs w:val="36"/>
-          <w:lang w:eastAsia="es-VE"/>
-        </w:rPr>
-        <w:t>5. Identificación Inicial de Puntos de Dolor</w:t>
-      </w:r>
-    </w:p>
-    <w:p>
-      <w:pPr>
-        <w:numPr>
-          <w:ilvl w:val="0"/>
-          <w:numId w:val="3"/>
-        </w:numPr>
-        <w:spacing w:before="100" w:beforeAutospacing="1" w:after="100" w:afterAutospacing="1" w:line="240" w:lineRule="auto"/>
-        <w:rPr>
-          <w:rFonts w:ascii="Times New Roman" w:eastAsia="Times New Roman" w:hAnsi="Times New Roman" w:cs="Times New Roman"/>
-          <w:sz w:val="24"/>
-          <w:szCs w:val="24"/>
-          <w:lang w:eastAsia="es-VE"/>
-        </w:rPr>
-      </w:pPr>
-      <w:r>
-        <w:rPr>
-          <w:rFonts w:ascii="Times New Roman" w:eastAsia="Times New Roman" w:hAnsi="Times New Roman" w:cs="Times New Roman"/>
-          <w:b/>
-          <w:bCs/>
-          <w:sz w:val="24"/>
-          <w:szCs w:val="24"/>
-          <w:lang w:eastAsia="es-VE"/>
-        </w:rPr>
-        <w:t>Tarea Manual Repetitiva:</w:t>
-      </w:r>
-      <w:r>
-        <w:rPr>
-          <w:rFonts w:ascii="Times New Roman" w:eastAsia="Times New Roman" w:hAnsi="Times New Roman" w:cs="Times New Roman"/>
-          <w:sz w:val="24"/>
-          <w:szCs w:val="24"/>
-          <w:lang w:eastAsia="es-VE"/>
-        </w:rPr>
-        <w:t xml:space="preserve"> La búsqueda manual de la tasa del BCV en el navegador y el uso de una calculadora externa incrementa el riesgo de error humano y tiempo de procesamiento. </w:t>
-      </w:r>
-    </w:p>
-    <w:p>
-      <w:pPr>
-        <w:numPr>
-          <w:ilvl w:val="0"/>
-          <w:numId w:val="3"/>
-        </w:numPr>
-        <w:spacing w:before="100" w:beforeAutospacing="1" w:after="100" w:afterAutospacing="1" w:line="240" w:lineRule="auto"/>
-        <w:rPr>
-          <w:rFonts w:ascii="Times New Roman" w:eastAsia="Times New Roman" w:hAnsi="Times New Roman" w:cs="Times New Roman"/>
-          <w:sz w:val="24"/>
-          <w:szCs w:val="24"/>
-          <w:lang w:eastAsia="es-VE"/>
-        </w:rPr>
-      </w:pPr>
-      <w:r>
-        <w:rPr>
-          <w:rFonts w:ascii="Times New Roman" w:eastAsia="Times New Roman" w:hAnsi="Times New Roman" w:cs="Times New Roman"/>
-          <w:b/>
-          <w:bCs/>
-          <w:sz w:val="24"/>
-          <w:szCs w:val="24"/>
-          <w:lang w:eastAsia="es-VE"/>
-        </w:rPr>
-        <w:t>Duplicidad de Carga:</w:t>
-      </w:r>
-      <w:r>
-        <w:rPr>
-          <w:rFonts w:ascii="Times New Roman" w:eastAsia="Times New Roman" w:hAnsi="Times New Roman" w:cs="Times New Roman"/>
-          <w:sz w:val="24"/>
-          <w:szCs w:val="24"/>
-          <w:lang w:eastAsia="es-VE"/>
-        </w:rPr>
-        <w:t xml:space="preserve"> El hecho de tener que repetir manualmente el registro si el alumno pagó 2 cuotas juntas es un proceso ineficiente. </w:t>
-      </w:r>
-    </w:p>
-    <w:p>
-      <w:pPr>
-        <w:numPr>
-          <w:ilvl w:val="0"/>
-          <w:numId w:val="3"/>
-        </w:numPr>
-        <w:spacing w:before="100" w:beforeAutospacing="1" w:after="100" w:afterAutospacing="1" w:line="240" w:lineRule="auto"/>
-        <w:rPr>
-          <w:rFonts w:ascii="Times New Roman" w:eastAsia="Times New Roman" w:hAnsi="Times New Roman" w:cs="Times New Roman"/>
-          <w:sz w:val="24"/>
-          <w:szCs w:val="24"/>
-          <w:lang w:eastAsia="es-VE"/>
-        </w:rPr>
-      </w:pPr>
-      <w:r>
-        <w:rPr>
-          <w:rFonts w:ascii="Times New Roman" w:eastAsia="Times New Roman" w:hAnsi="Times New Roman" w:cs="Times New Roman"/>
-          <w:b/>
-          <w:bCs/>
-          <w:sz w:val="24"/>
-          <w:szCs w:val="24"/>
-          <w:lang w:eastAsia="es-VE"/>
-        </w:rPr>
-        <w:t>Riesgo de Datos:</w:t>
-      </w:r>
-      <w:r>
-        <w:rPr>
-          <w:rFonts w:ascii="Times New Roman" w:eastAsia="Times New Roman" w:hAnsi="Times New Roman" w:cs="Times New Roman"/>
-          <w:sz w:val="24"/>
-          <w:szCs w:val="24"/>
-          <w:lang w:eastAsia="es-VE"/>
-        </w:rPr>
-        <w:t xml:space="preserve"> La transcripción manual de "Monto, Fecha y Referencia" desde un PDF al CRM puede generar discrepancias contables. </w:t>
-      </w:r>
-    </w:p>
-    <w:p>
-      <w:pPr>
-        <w:spacing w:before="100" w:beforeAutospacing="1" w:after="100" w:afterAutospacing="1" w:line="240" w:lineRule="auto"/>
-        <w:rPr>
-          <w:rFonts w:ascii="Times New Roman" w:eastAsia="Times New Roman" w:hAnsi="Times New Roman" w:cs="Times New Roman"/>
-          <w:sz w:val="24"/>
-          <w:szCs w:val="24"/>
-          <w:lang w:eastAsia="es-VE"/>
-        </w:rPr>
-      </w:pPr>
+        <w:drawing>
+          <wp:inline distT="0" distB="0" distL="0" distR="0" wp14:anchorId="380D708C" wp14:editId="643EBFA1">
+            <wp:extent cx="13145770" cy="2612390"/>
+            <wp:effectExtent l="0" t="0" r="0" b="0"/>
+            <wp:docPr id="2" name="Imagen 2"/>
+            <wp:cNvGraphicFramePr>
+              <a:graphicFrameLocks xmlns:a="http://schemas.openxmlformats.org/drawingml/2006/main" noChangeAspect="1"/>
+            </wp:cNvGraphicFramePr>
+            <a:graphic xmlns:a="http://schemas.openxmlformats.org/drawingml/2006/main">
+              <a:graphicData uri="http://schemas.openxmlformats.org/drawingml/2006/picture">
+                <pic:pic xmlns:pic="http://schemas.openxmlformats.org/drawingml/2006/picture">
+                  <pic:nvPicPr>
+                    <pic:cNvPr id="0" name="Picture 10"/>
+                    <pic:cNvPicPr>
+                      <a:picLocks noChangeAspect="1" noChangeArrowheads="1"/>
+                    </pic:cNvPicPr>
+                  </pic:nvPicPr>
+                  <pic:blipFill>
+                    <a:blip r:embed="rId5" cstate="print">
+                      <a:extLst>
+                        <a:ext uri="{28A0092B-C50C-407E-A947-70E740481C1C}">
+                          <a14:useLocalDpi xmlns:a14="http://schemas.microsoft.com/office/drawing/2010/main" val="0"/>
+                        </a:ext>
+                      </a:extLst>
+                    </a:blip>
+                    <a:srcRect/>
+                    <a:stretch>
+                      <a:fillRect/>
+                    </a:stretch>
+                  </pic:blipFill>
+                  <pic:spPr bwMode="auto">
+                    <a:xfrm>
+                      <a:off x="0" y="0"/>
+                      <a:ext cx="13145770" cy="2612390"/>
+                    </a:xfrm>
+                    <a:prstGeom prst="rect">
+                      <a:avLst/>
+                    </a:prstGeom>
+                    <a:noFill/>
+                    <a:ln>
+                      <a:noFill/>
+                    </a:ln>
+                  </pic:spPr>
+                </pic:pic>
+              </a:graphicData>
+            </a:graphic>
+          </wp:inline>
+        </w:drawing>
+      </w:r>
     </w:p>
     <w:p>
       <w:pPr>
@@ -3919,23 +3620,7 @@
               <w:pStyle w:val="NormalWeb"/>
             </w:pPr>
             <w:r>
-              <w:t>El alumno reporta un pago; el sistema detecta un nuevo registro en el módulo "</w:t>
-            </w:r>
-            <w:proofErr w:type="spellStart"/>
-            <w:r>
-              <w:t>Payment</w:t>
-            </w:r>
-            <w:proofErr w:type="spellEnd"/>
-            <w:r>
-              <w:t xml:space="preserve"> </w:t>
-            </w:r>
-            <w:proofErr w:type="spellStart"/>
-            <w:r>
-              <w:t>Record</w:t>
-            </w:r>
-            <w:proofErr w:type="spellEnd"/>
-            <w:r>
-              <w:t xml:space="preserve">". </w:t>
+              <w:t xml:space="preserve">El alumno reporta un pago; el sistema detecta un nuevo registro en el módulo "Payment Record". </w:t>
             </w:r>
           </w:p>
         </w:tc>
@@ -4001,15 +3686,7 @@
         <w:pStyle w:val="Ttulo2"/>
       </w:pPr>
       <w:r>
-        <w:t>2. Actores Involucrados (</w:t>
-      </w:r>
-      <w:proofErr w:type="spellStart"/>
-      <w:r>
-        <w:t>Lanes</w:t>
-      </w:r>
-      <w:proofErr w:type="spellEnd"/>
-      <w:r>
-        <w:t>)</w:t>
+        <w:t>2. Actores Involucrados (Lanes)</w:t>
       </w:r>
     </w:p>
     <w:p>
@@ -4044,34 +3721,10 @@
           <w:b/>
           <w:bCs/>
         </w:rPr>
-        <w:t>Sistema (</w:t>
-      </w:r>
-      <w:proofErr w:type="spellStart"/>
-      <w:r>
-        <w:rPr>
-          <w:b/>
-          <w:bCs/>
-        </w:rPr>
-        <w:t>vTiger</w:t>
-      </w:r>
-      <w:proofErr w:type="spellEnd"/>
-      <w:r>
-        <w:rPr>
-          <w:b/>
-          <w:bCs/>
-        </w:rPr>
-        <w:t xml:space="preserve"> CRM + Script de Automatización):</w:t>
-      </w:r>
-      <w:r>
-        <w:t xml:space="preserve"> Ejecutor principal. Se encarga de la extracción de datos, consultas a </w:t>
-      </w:r>
-      <w:proofErr w:type="spellStart"/>
-      <w:r>
-        <w:t>APIs</w:t>
-      </w:r>
-      <w:proofErr w:type="spellEnd"/>
-      <w:r>
-        <w:t xml:space="preserve"> externas y generación de documentos. </w:t>
+        <w:t>Sistema (vTiger CRM + Script de Automatización):</w:t>
+      </w:r>
+      <w:r>
+        <w:t xml:space="preserve"> Ejecutor principal. Se encarga de la extracción de datos, consultas a APIs externas y generación de documentos. </w:t>
       </w:r>
     </w:p>
     <w:p>
@@ -4295,52 +3948,26 @@
               <w:pStyle w:val="NormalWeb"/>
             </w:pPr>
             <w:r>
-              <w:t>Detectar ingreso de "</w:t>
-            </w:r>
-            <w:proofErr w:type="spellStart"/>
-            <w:r>
-              <w:t>Payment</w:t>
-            </w:r>
-            <w:proofErr w:type="spellEnd"/>
-            <w:r>
-              <w:t xml:space="preserve"> </w:t>
-            </w:r>
-            <w:proofErr w:type="spellStart"/>
-            <w:r>
-              <w:t>Record</w:t>
-            </w:r>
-            <w:proofErr w:type="spellEnd"/>
-            <w:r>
-              <w:t xml:space="preserve">" y extraer metadatos del soporte (OCR). </w:t>
-            </w:r>
-          </w:p>
-        </w:tc>
-        <w:tc>
-          <w:tcPr>
-            <w:tcW w:w="0" w:type="auto"/>
-            <w:tcBorders>
-              <w:top w:val="single" w:sz="6" w:space="0" w:color="auto"/>
-              <w:left w:val="single" w:sz="6" w:space="0" w:color="auto"/>
-              <w:bottom w:val="single" w:sz="6" w:space="0" w:color="auto"/>
-              <w:right w:val="single" w:sz="6" w:space="0" w:color="auto"/>
-            </w:tcBorders>
-            <w:vAlign w:val="center"/>
-            <w:hideMark/>
-          </w:tcPr>
-          <w:p>
-            <w:proofErr w:type="spellStart"/>
-            <w:r>
-              <w:t>Service</w:t>
-            </w:r>
-            <w:proofErr w:type="spellEnd"/>
-            <w:r>
-              <w:t xml:space="preserve"> </w:t>
-            </w:r>
-            <w:proofErr w:type="spellStart"/>
-            <w:r>
-              <w:t>Task</w:t>
-            </w:r>
-            <w:proofErr w:type="spellEnd"/>
+              <w:t xml:space="preserve">Detectar ingreso de "Payment Record" y extraer metadatos del soporte (OCR). </w:t>
+            </w:r>
+          </w:p>
+        </w:tc>
+        <w:tc>
+          <w:tcPr>
+            <w:tcW w:w="0" w:type="auto"/>
+            <w:tcBorders>
+              <w:top w:val="single" w:sz="6" w:space="0" w:color="auto"/>
+              <w:left w:val="single" w:sz="6" w:space="0" w:color="auto"/>
+              <w:bottom w:val="single" w:sz="6" w:space="0" w:color="auto"/>
+              <w:right w:val="single" w:sz="6" w:space="0" w:color="auto"/>
+            </w:tcBorders>
+            <w:vAlign w:val="center"/>
+            <w:hideMark/>
+          </w:tcPr>
+          <w:p>
+            <w:r>
+              <w:t>Service Task</w:t>
+            </w:r>
           </w:p>
         </w:tc>
       </w:tr>
@@ -4422,19 +4049,9 @@
             <w:hideMark/>
           </w:tcPr>
           <w:p>
-            <w:proofErr w:type="spellStart"/>
-            <w:r>
-              <w:t>Service</w:t>
-            </w:r>
-            <w:proofErr w:type="spellEnd"/>
-            <w:r>
-              <w:t xml:space="preserve"> </w:t>
-            </w:r>
-            <w:proofErr w:type="spellStart"/>
-            <w:r>
-              <w:t>Task</w:t>
-            </w:r>
-            <w:proofErr w:type="spellEnd"/>
+            <w:r>
+              <w:t>Service Task</w:t>
+            </w:r>
           </w:p>
         </w:tc>
       </w:tr>
@@ -4516,19 +4133,9 @@
             <w:hideMark/>
           </w:tcPr>
           <w:p>
-            <w:proofErr w:type="spellStart"/>
-            <w:r>
-              <w:t>Service</w:t>
-            </w:r>
-            <w:proofErr w:type="spellEnd"/>
-            <w:r>
-              <w:t xml:space="preserve"> </w:t>
-            </w:r>
-            <w:proofErr w:type="spellStart"/>
-            <w:r>
-              <w:t>Task</w:t>
-            </w:r>
-            <w:proofErr w:type="spellEnd"/>
+            <w:r>
+              <w:t>Service Task</w:t>
+            </w:r>
           </w:p>
         </w:tc>
       </w:tr>
@@ -4674,52 +4281,26 @@
               <w:pStyle w:val="NormalWeb"/>
             </w:pPr>
             <w:r>
-              <w:t>Si Coincide: Ejecutar "</w:t>
-            </w:r>
-            <w:proofErr w:type="spellStart"/>
-            <w:r>
-              <w:t>Record</w:t>
-            </w:r>
-            <w:proofErr w:type="spellEnd"/>
-            <w:r>
-              <w:t xml:space="preserve"> </w:t>
-            </w:r>
-            <w:proofErr w:type="spellStart"/>
-            <w:r>
-              <w:t>Payment</w:t>
-            </w:r>
-            <w:proofErr w:type="spellEnd"/>
-            <w:r>
-              <w:t xml:space="preserve">" y generar factura en el CRM. </w:t>
-            </w:r>
-          </w:p>
-        </w:tc>
-        <w:tc>
-          <w:tcPr>
-            <w:tcW w:w="0" w:type="auto"/>
-            <w:tcBorders>
-              <w:top w:val="single" w:sz="6" w:space="0" w:color="auto"/>
-              <w:left w:val="single" w:sz="6" w:space="0" w:color="auto"/>
-              <w:bottom w:val="single" w:sz="6" w:space="0" w:color="auto"/>
-              <w:right w:val="single" w:sz="6" w:space="0" w:color="auto"/>
-            </w:tcBorders>
-            <w:vAlign w:val="center"/>
-            <w:hideMark/>
-          </w:tcPr>
-          <w:p>
-            <w:proofErr w:type="spellStart"/>
-            <w:r>
-              <w:t>Service</w:t>
-            </w:r>
-            <w:proofErr w:type="spellEnd"/>
-            <w:r>
-              <w:t xml:space="preserve"> </w:t>
-            </w:r>
-            <w:proofErr w:type="spellStart"/>
-            <w:r>
-              <w:t>Task</w:t>
-            </w:r>
-            <w:proofErr w:type="spellEnd"/>
+              <w:t xml:space="preserve">Si Coincide: Ejecutar "Record Payment" y generar factura en el CRM. </w:t>
+            </w:r>
+          </w:p>
+        </w:tc>
+        <w:tc>
+          <w:tcPr>
+            <w:tcW w:w="0" w:type="auto"/>
+            <w:tcBorders>
+              <w:top w:val="single" w:sz="6" w:space="0" w:color="auto"/>
+              <w:left w:val="single" w:sz="6" w:space="0" w:color="auto"/>
+              <w:bottom w:val="single" w:sz="6" w:space="0" w:color="auto"/>
+              <w:right w:val="single" w:sz="6" w:space="0" w:color="auto"/>
+            </w:tcBorders>
+            <w:vAlign w:val="center"/>
+            <w:hideMark/>
+          </w:tcPr>
+          <w:p>
+            <w:r>
+              <w:t>Service Task</w:t>
+            </w:r>
           </w:p>
         </w:tc>
       </w:tr>
@@ -4801,19 +4382,9 @@
             <w:hideMark/>
           </w:tcPr>
           <w:p>
-            <w:proofErr w:type="spellStart"/>
-            <w:r>
-              <w:t>User</w:t>
-            </w:r>
-            <w:proofErr w:type="spellEnd"/>
-            <w:r>
-              <w:t xml:space="preserve"> </w:t>
-            </w:r>
-            <w:proofErr w:type="spellStart"/>
-            <w:r>
-              <w:t>Task</w:t>
-            </w:r>
-            <w:proofErr w:type="spellEnd"/>
+            <w:r>
+              <w:t>User Task</w:t>
+            </w:r>
           </w:p>
         </w:tc>
       </w:tr>
@@ -4895,19 +4466,9 @@
             <w:hideMark/>
           </w:tcPr>
           <w:p>
-            <w:proofErr w:type="spellStart"/>
-            <w:r>
-              <w:t>Service</w:t>
-            </w:r>
-            <w:proofErr w:type="spellEnd"/>
-            <w:r>
-              <w:t xml:space="preserve"> </w:t>
-            </w:r>
-            <w:proofErr w:type="spellStart"/>
-            <w:r>
-              <w:t>Task</w:t>
-            </w:r>
-            <w:proofErr w:type="spellEnd"/>
+            <w:r>
+              <w:t>Service Task</w:t>
+            </w:r>
           </w:p>
         </w:tc>
       </w:tr>
@@ -4924,15 +4485,7 @@
         <w:pStyle w:val="Ttulo2"/>
       </w:pPr>
       <w:r>
-        <w:t xml:space="preserve">4. </w:t>
-      </w:r>
-      <w:proofErr w:type="spellStart"/>
-      <w:r>
-        <w:t>Gateways</w:t>
-      </w:r>
-      <w:proofErr w:type="spellEnd"/>
-      <w:r>
-        <w:t xml:space="preserve"> (Puntos de Decisión)</w:t>
+        <w:t>4. Gateways (Puntos de Decisión)</w:t>
       </w:r>
     </w:p>
     <w:p>
@@ -5042,23 +4595,7 @@
         <w:t>$&gt; 0$</w:t>
       </w:r>
       <w:r>
-        <w:t>, el sistema reinicia el ciclo de "</w:t>
-      </w:r>
-      <w:proofErr w:type="spellStart"/>
-      <w:r>
-        <w:t>Record</w:t>
-      </w:r>
-      <w:proofErr w:type="spellEnd"/>
-      <w:r>
-        <w:t xml:space="preserve"> </w:t>
-      </w:r>
-      <w:proofErr w:type="spellStart"/>
-      <w:r>
-        <w:t>Payment</w:t>
-      </w:r>
-      <w:proofErr w:type="spellEnd"/>
-      <w:r>
-        <w:t xml:space="preserve">" automáticamente hasta agotar el saldo, eliminando la duplicidad de carga manual. </w:t>
+        <w:t xml:space="preserve">, el sistema reinicia el ciclo de "Record Payment" automáticamente hasta agotar el saldo, eliminando la duplicidad de carga manual. </w:t>
       </w:r>
     </w:p>
     <w:p>
@@ -5143,6 +4680,63 @@
           <w:lang w:eastAsia="es-VE"/>
         </w:rPr>
       </w:pPr>
+      <w:r>
+        <w:rPr>
+          <w:rFonts w:ascii="Times New Roman" w:eastAsia="Times New Roman" w:hAnsi="Times New Roman" w:cs="Times New Roman"/>
+          <w:noProof/>
+          <w:sz w:val="24"/>
+          <w:szCs w:val="24"/>
+          <w:lang w:eastAsia="es-VE"/>
+        </w:rPr>
+        <w:drawing>
+          <wp:inline distT="0" distB="0" distL="0" distR="0" wp14:anchorId="3E8321E0" wp14:editId="690C4329">
+            <wp:extent cx="13145770" cy="2612390"/>
+            <wp:effectExtent l="0" t="0" r="0" b="0"/>
+            <wp:docPr id="1" name="Imagen 1"/>
+            <wp:cNvGraphicFramePr>
+              <a:graphicFrameLocks xmlns:a="http://schemas.openxmlformats.org/drawingml/2006/main" noChangeAspect="1"/>
+            </wp:cNvGraphicFramePr>
+            <a:graphic xmlns:a="http://schemas.openxmlformats.org/drawingml/2006/main">
+              <a:graphicData uri="http://schemas.openxmlformats.org/drawingml/2006/picture">
+                <pic:pic xmlns:pic="http://schemas.openxmlformats.org/drawingml/2006/picture">
+                  <pic:nvPicPr>
+                    <pic:cNvPr id="0" name="Picture 9"/>
+                    <pic:cNvPicPr>
+                      <a:picLocks noChangeAspect="1" noChangeArrowheads="1"/>
+                    </pic:cNvPicPr>
+                  </pic:nvPicPr>
+                  <pic:blipFill>
+                    <a:blip r:embed="rId6" cstate="print">
+                      <a:extLst>
+                        <a:ext uri="{28A0092B-C50C-407E-A947-70E740481C1C}">
+                          <a14:useLocalDpi xmlns:a14="http://schemas.microsoft.com/office/drawing/2010/main" val="0"/>
+                        </a:ext>
+                      </a:extLst>
+                    </a:blip>
+                    <a:srcRect/>
+                    <a:stretch>
+                      <a:fillRect/>
+                    </a:stretch>
+                  </pic:blipFill>
+                  <pic:spPr bwMode="auto">
+                    <a:xfrm>
+                      <a:off x="0" y="0"/>
+                      <a:ext cx="13145770" cy="2612390"/>
+                    </a:xfrm>
+                    <a:prstGeom prst="rect">
+                      <a:avLst/>
+                    </a:prstGeom>
+                    <a:noFill/>
+                    <a:ln>
+                      <a:noFill/>
+                    </a:ln>
+                  </pic:spPr>
+                </pic:pic>
+              </a:graphicData>
+            </a:graphic>
+          </wp:inline>
+        </w:drawing>
+      </w:r>
     </w:p>
     <w:p/>
     <w:sectPr>
